--- a/Fase 2/Evidencias Proyecto/Evidencias de documentacion/Integracion_WhatsApp_HurryUp_GRUPO06.docx
+++ b/Fase 2/Evidencias Proyecto/Evidencias de documentacion/Integracion_WhatsApp_HurryUp_GRUPO06.docx
@@ -179,7 +179,7 @@
                 <w:sz w:val="20"/>
                 <w:szCs w:val="20"/>
               </w:rPr>
-              <w:t xml:space="preserve">Implementada y con pruebas automatizadas (24 casos). Pendiente: capturas del chat en funcionamiento (Evidencias de sistema).</w:t>
+              <w:t xml:space="preserve">Implementada y con pruebas automatizadas (24 casos). Capturas del chat en Evidencias de sistema.</w:t>
             </w:r>
           </w:p>
         </w:tc>
@@ -247,7 +247,7 @@
                 <w:sz w:val="20"/>
                 <w:szCs w:val="20"/>
               </w:rPr>
-              <w:t xml:space="preserve">Versión 1.0 del documento · 22/10/2026 · código con corte al 15/10/2026</w:t>
+              <w:t xml:space="preserve">Versión 1.0 del documento · 23/10/2026 · código con corte al 15/10/2026</w:t>
             </w:r>
           </w:p>
         </w:tc>
@@ -2199,7 +2199,7 @@
                 <w:sz w:val="20"/>
                 <w:szCs w:val="20"/>
               </w:rPr>
-              <w:t xml:space="preserve">Fase 2/Evidencias Proyecto/Evidencias de sistema (por incorporar)</w:t>
+              <w:t xml:space="preserve">Fase 2/Evidencias Proyecto/Evidencias de sistema</w:t>
             </w:r>
           </w:p>
         </w:tc>
